--- a/reminders_14oct/1_Reminder2_Notesheet_Memo1634.docx
+++ b/reminders_14oct/1_Reminder2_Notesheet_Memo1634.docx
@@ -143,7 +143,7 @@
           <w:color w:val="000000"/>
           <w:sz w:val="24"/>
         </w:rPr>
-        <w:t>As on 14.10.2026, the period of 7 (seven) days allowed in Reminder-1 has long expired, and no further enquiry report has been placed in this file. The 40 (forty) cases remain pending.</w:t>
+        <w:t>As on 14.10.2026, the period of 7 (seven) days allowed in Reminder-1 has long expired. Enquiry reports have since been received in 3 (three) further cases, namely Sl. No. 7 (Debaprosad Talapatra), 35 (Jharna Chakraborty) and 40 (Narayan Chatterjee). The remaining 37 (thirty-seven) cases are still pending.</w:t>
       </w:r>
     </w:p>
     <w:p>
@@ -158,7 +158,7 @@
           <w:color w:val="000000"/>
           <w:sz w:val="24"/>
         </w:rPr>
-        <w:t>In the circumstances, a Second Reminder (Reminder-2) is proposed to be issued to the Executive Officer, Balurghat Municipality, with the same list of 40 (forty) pending cases, requesting submission of the enquiry reports within 7 (seven) days from the date of receipt of the reminder, under copy to the Chairman, Balurghat Municipality; the Office in Charge, RM, Dakshin Dinajpur; and the C.A to the District Magistrate, Dakshin Dinajpur.</w:t>
+        <w:t>In the circumstances, a Second Reminder (Reminder-2) is proposed to be issued to the Executive Officer, Balurghat Municipality, with the list of the remaining 37 (thirty-seven) pending cases, requesting submission of the enquiry reports within 7 (seven) days from the date of receipt of the reminder, under copy to the Chairman, Balurghat Municipality; the Office in Charge, RM, Dakshin Dinajpur; and the C.A to the District Magistrate, Dakshin Dinajpur.</w:t>
       </w:r>
     </w:p>
     <w:p>
